--- a/00-SORU-YAZARI-ANALIZI-VE-PROMPTLAR/00-OKU-BENI.docx
+++ b/00-SORU-YAZARI-ANALIZI-VE-PROMPTLAR/00-OKU-BENI.docx
@@ -568,6 +568,57 @@
           </w:p>
         </w:tc>
       </w:tr>
+      <w:tr>
+        <w:tc>
+          <w:tcPr/>
+          <w:p>
+            <w:pPr>
+              <w:pStyle w:val="Compact"/>
+              <w:jc w:val="left"/>
+            </w:pPr>
+            <w:r>
+              <w:t xml:space="preserve">12</w:t>
+            </w:r>
+          </w:p>
+        </w:tc>
+        <w:tc>
+          <w:tcPr/>
+          <w:p>
+            <w:pPr>
+              <w:pStyle w:val="Compact"/>
+              <w:jc w:val="left"/>
+            </w:pPr>
+            <w:r>
+              <w:rPr>
+                <w:rStyle w:val="VerbatimChar"/>
+              </w:rPr>
+              <w:t xml:space="preserve">12-SORU-TIPI-KATALOGU</w:t>
+            </w:r>
+          </w:p>
+        </w:tc>
+        <w:tc>
+          <w:tcPr/>
+          <w:p>
+            <w:pPr>
+              <w:pStyle w:val="Compact"/>
+              <w:jc w:val="left"/>
+            </w:pPr>
+            <w:r>
+              <w:rPr>
+                <w:bCs/>
+                <w:b/>
+              </w:rPr>
+              <w:t xml:space="preserve">500 sorunun 39 alt tipe ayrılmış haritası:</w:t>
+            </w:r>
+            <w:r>
+              <w:t xml:space="preserve"> </w:t>
+            </w:r>
+            <w:r>
+              <w:t xml:space="preserve">her alt tipin 5 yıllık sayısı, alanı, kök kalıpları, gerçek sınavdan aynen örneği (49 soru), doğru cevap ve çeldirici kurgusu, üretim tarifi; sınır durumlar; 100 soruluk deneme için alt tip reçetesi</w:t>
+            </w:r>
+          </w:p>
+        </w:tc>
+      </w:tr>
     </w:tbl>
     <w:p>
       <w:pPr>
@@ -647,6 +698,21 @@
           <w:rStyle w:val="VerbatimChar"/>
         </w:rPr>
         <w:t xml:space="preserve">analiz/</w:t>
+      </w:r>
+      <w:r>
+        <w:t xml:space="preserve"> </w:t>
+      </w:r>
+      <w:r>
+        <w:t xml:space="preserve">klasöründedir. 500 sorunun alt tip etiketleri (CSV), yıl yıl örnek dosyaları ve etiket sözlüğü</w:t>
+      </w:r>
+      <w:r>
+        <w:t xml:space="preserve"> </w:t>
+      </w:r>
+      <w:r>
+        <w:rPr>
+          <w:rStyle w:val="VerbatimChar"/>
+        </w:rPr>
+        <w:t xml:space="preserve">analiz/soru-tipi/</w:t>
       </w:r>
       <w:r>
         <w:t xml:space="preserve"> </w:t>
@@ -777,6 +843,61 @@
     </w:p>
     <w:p>
       <w:pPr>
+        <w:numPr>
+          <w:ilvl w:val="0"/>
+          <w:numId w:val="1001"/>
+        </w:numPr>
+        <w:pStyle w:val="Compact"/>
+      </w:pPr>
+      <w:r>
+        <w:t xml:space="preserve">İstersen</w:t>
+      </w:r>
+      <w:r>
+        <w:t xml:space="preserve"> </w:t>
+      </w:r>
+      <w:r>
+        <w:rPr>
+          <w:bCs/>
+          <w:b/>
+        </w:rPr>
+        <w:t xml:space="preserve">ALT TİP</w:t>
+      </w:r>
+      <w:r>
+        <w:t xml:space="preserve"> </w:t>
+      </w:r>
+      <w:r>
+        <w:t xml:space="preserve">alanını doldur (ör.</w:t>
+      </w:r>
+      <w:r>
+        <w:t xml:space="preserve"> </w:t>
+      </w:r>
+      <w:r>
+        <w:rPr>
+          <w:rStyle w:val="VerbatimChar"/>
+        </w:rPr>
+        <w:t xml:space="preserve">O2×3, Ö3×2, B2×1</w:t>
+      </w:r>
+      <w:r>
+        <w:t xml:space="preserve">). Boş bırakılırsa</w:t>
+      </w:r>
+      <w:r>
+        <w:t xml:space="preserve"> </w:t>
+      </w:r>
+      <w:r>
+        <w:rPr>
+          <w:rStyle w:val="VerbatimChar"/>
+        </w:rPr>
+        <w:t xml:space="preserve">OTOMATİK</w:t>
+      </w:r>
+      <w:r>
+        <w:t xml:space="preserve"> </w:t>
+      </w:r>
+      <w:r>
+        <w:t xml:space="preserve">uygulanır: katalogdaki deneme reçetesi. Belirli bir tipte zorlanıyorsan katalogdaki gerçek örneği KALİBRASYON için promptun sonuna yapıştır.</w:t>
+      </w:r>
+    </w:p>
+    <w:p>
+      <w:pPr>
         <w:pStyle w:val="FirstParagraph"/>
       </w:pPr>
       <w:r>
@@ -959,7 +1080,7 @@
         <w:t xml:space="preserve"> </w:t>
       </w:r>
       <w:r>
-        <w:t xml:space="preserve">referansı, 3 bölümlü deneme formatı korundu. Kök tipi payları, doğru şıkkın uzunluk kuralı ve öncüllü cevap dağılımı 5 yıllık gerçek veriyle güncellendi.</w:t>
+        <w:t xml:space="preserve">referansı, 3 bölümlü deneme formatı korundu. Kök tipi payları, alt tip hedefleri, doğru şıkkın uzunluk kuralı ve öncüllü cevap dağılımı 5 yıllık gerçek veriyle güncellendi. Madde numarası ezberi yasağı korundu; gerçek sınavlarda numara ~%8 soruda yalnız dayanak olarak geçiyor.</w:t>
       </w:r>
     </w:p>
     <w:p>

--- a/00-SORU-YAZARI-ANALIZI-VE-PROMPTLAR/00-OKU-BENI.docx
+++ b/00-SORU-YAZARI-ANALIZI-VE-PROMPTLAR/00-OKU-BENI.docx
@@ -656,6 +656,39 @@
       </w:r>
       <w:r>
         <w:t xml:space="preserve">(Word) sürümü vardır.</w:t>
+      </w:r>
+    </w:p>
+    <w:p>
+      <w:pPr>
+        <w:pStyle w:val="BodyText"/>
+      </w:pPr>
+      <w:r>
+        <w:rPr>
+          <w:bCs/>
+          <w:b/>
+        </w:rPr>
+        <w:t xml:space="preserve">Deneme sınavları:</w:t>
+      </w:r>
+      <w:r>
+        <w:t xml:space="preserve"> </w:t>
+      </w:r>
+      <w:r>
+        <w:t xml:space="preserve">Bu analizlere ve promptlara göre hazırlanmış, doğrulanmış 3 adet 100 soruluk deneme (soru kitapçığı, cevap anahtarı ve açıklamalı çözümler; PDF/Word)</w:t>
+      </w:r>
+      <w:r>
+        <w:t xml:space="preserve"> </w:t>
+      </w:r>
+      <w:r>
+        <w:rPr>
+          <w:rStyle w:val="VerbatimChar"/>
+        </w:rPr>
+        <w:t xml:space="preserve">../01-DENEME-SINAVLARI/</w:t>
+      </w:r>
+      <w:r>
+        <w:t xml:space="preserve"> </w:t>
+      </w:r>
+      <w:r>
+        <w:t xml:space="preserve">klasöründedir.</w:t>
       </w:r>
     </w:p>
     <w:p>

--- a/00-SORU-YAZARI-ANALIZI-VE-PROMPTLAR/00-OKU-BENI.docx
+++ b/00-SORU-YAZARI-ANALIZI-VE-PROMPTLAR/00-OKU-BENI.docx
@@ -683,6 +683,39 @@
           <w:rStyle w:val="VerbatimChar"/>
         </w:rPr>
         <w:t xml:space="preserve">../01-DENEME-SINAVLARI/</w:t>
+      </w:r>
+      <w:r>
+        <w:t xml:space="preserve"> </w:t>
+      </w:r>
+      <w:r>
+        <w:t xml:space="preserve">klasöründedir.</w:t>
+      </w:r>
+    </w:p>
+    <w:p>
+      <w:pPr>
+        <w:pStyle w:val="BodyText"/>
+      </w:pPr>
+      <w:r>
+        <w:rPr>
+          <w:bCs/>
+          <w:b/>
+        </w:rPr>
+        <w:t xml:space="preserve">Konu sınıfları, hap bilgiler ve karma testler:</w:t>
+      </w:r>
+      <w:r>
+        <w:t xml:space="preserve"> </w:t>
+      </w:r>
+      <w:r>
+        <w:t xml:space="preserve">500 sorunun 76 konuya göre çok / orta / az / hiç çıkan diye ayrılması; çıkan sorulardan hap bilgi, beklenen konular hap bilgi, sorulmayan konular soru–cevap dokümanları ve konu sınıflarına göre kurulmuş 3 adet 50 soruluk karma test (PDF/Word)</w:t>
+      </w:r>
+      <w:r>
+        <w:t xml:space="preserve"> </w:t>
+      </w:r>
+      <w:r>
+        <w:rPr>
+          <w:rStyle w:val="VerbatimChar"/>
+        </w:rPr>
+        <w:t xml:space="preserve">../02-KONU-SINIFLARI-HAP-VE-KARMA-TESTLER/</w:t>
       </w:r>
       <w:r>
         <w:t xml:space="preserve"> </w:t>
